--- a/site/assets/downloads/applied-ai-mastery-personal-journal-he.docx
+++ b/site/assets/downloads/applied-ai-mastery-personal-journal-he.docx
@@ -17593,7 +17593,7 @@
           <w:color w:val="FFFFFF"/>
           <w:rtl/>
         </w:rPr>
-        <w:t xml:space="preserve">מפגש 5: לשפר מרחב</w:t>
+        <w:t xml:space="preserve">מפגש 5: מהוירטואלי לפיזי</w:t>
       </w:r>
     </w:p>
     <w:p>
@@ -17608,7 +17608,7 @@
           <w:color w:val="17242D"/>
           <w:rtl/>
         </w:rPr>
-        <w:t xml:space="preserve">מודדים משהו אמיתי, נותנים ל-AI לבנות ממנו מודל תלת־ממדי, משנים פרמטר אחד — ובודקים בקרטון לפני שמדפיסים.</w:t>
+        <w:t xml:space="preserve">AI מראה לכם משהו שעדיין לא קיים — כובע על הפנים, ספה בסלון, ארון, שולחן, חפץ מודפס. אחרי כל אחד מהם שואלים דבר אחד: מה זה עולה אם הוא טועה כאן?</w:t>
       </w:r>
     </w:p>
     <w:p>
@@ -17644,7 +17644,22 @@
           <w:color w:val="4E356F"/>
           <w:rtl/>
         </w:rPr>
-        <w:t xml:space="preserve">1. אוספים את הנתונים</w:t>
+        <w:t xml:space="preserve">1. הדמיה — ומה היא שינתה בלי לומר</w:t>
+      </w:r>
+    </w:p>
+    <w:p>
+      <w:pPr>
+        <w:bidi/>
+        <w:jc w:val="left"/>
+      </w:pPr>
+      <w:r>
+        <w:rPr>
+          <w:b w:val="false"/>
+          <w:bCs w:val="false"/>
+          <w:color w:val="17242D"/>
+          <w:rtl/>
+        </w:rPr>
+        <w:t xml:space="preserve">לכובע, למשקפיים ולחדר. שתי שאלות: אלה עדיין הפנים שלי, וזה עדיין המוצר שנתתי לו.</w:t>
       </w:r>
     </w:p>
     <w:tbl>
@@ -17687,7 +17702,7 @@
                 <w:color w:val="FFFFFF"/>
                 <w:rtl/>
               </w:rPr>
-              <w:t xml:space="preserve">הפרמטר או המדידה</w:t>
+              <w:t xml:space="preserve">מה ביקשתי לראות</w:t>
             </w:r>
           </w:p>
         </w:tc>
@@ -17710,7 +17725,7 @@
                 <w:color w:val="FFFFFF"/>
                 <w:rtl/>
               </w:rPr>
-              <w:t xml:space="preserve">ערך</w:t>
+              <w:t xml:space="preserve">מה קיבלתי</w:t>
             </w:r>
           </w:p>
         </w:tc>
@@ -17733,7 +17748,7 @@
                 <w:color w:val="FFFFFF"/>
                 <w:rtl/>
               </w:rPr>
-              <w:t xml:space="preserve">נמדד / מפרט / הנחה / חושב</w:t>
+              <w:t xml:space="preserve">מה הוא שינה בלי לומר</w:t>
             </w:r>
           </w:p>
         </w:tc>
@@ -17756,7 +17771,7 @@
                 <w:color w:val="FFFFFF"/>
                 <w:rtl/>
               </w:rPr>
-              <w:t xml:space="preserve">מקור / הערה</w:t>
+              <w:t xml:space="preserve">מה זה היה עולה לי</w:t>
             </w:r>
           </w:p>
         </w:tc>
@@ -17784,7 +17799,7 @@
                 <w:color w:val="55606E"/>
                 <w:rtl/>
               </w:rPr>
-              <w:t xml:space="preserve">דוגמה: רוחב הקיר הפנוי לשולחן הכתיבה</w:t>
+              <w:t xml:space="preserve">דוגמה: „הלבש עליי את הכובע הזה” עם תמונת מוצר מהחנות</w:t>
             </w:r>
           </w:p>
         </w:tc>
@@ -17807,7 +17822,7 @@
                 <w:color w:val="55606E"/>
                 <w:rtl/>
               </w:rPr>
-              <w:t xml:space="preserve">218 ס"מ</w:t>
+              <w:t xml:space="preserve">תמונה משכנעת שלי עם כובע</w:t>
             </w:r>
           </w:p>
         </w:tc>
@@ -17830,7 +17845,7 @@
                 <w:color w:val="55606E"/>
                 <w:rtl/>
               </w:rPr>
-              <w:t xml:space="preserve">נמדד</w:t>
+              <w:t xml:space="preserve">הכובע חום ולא שחור, והשוליים צרים יותר. גם החליק לי את הפנים</w:t>
             </w:r>
           </w:p>
         </w:tc>
@@ -17853,201 +17868,7 @@
                 <w:color w:val="55606E"/>
                 <w:rtl/>
               </w:rPr>
-              <w:t xml:space="preserve">סרט מדידה, 3 במאי, נמדד פעמיים: בגובה הרצפה ובגובה השולחן</w:t>
-            </w:r>
-          </w:p>
-        </w:tc>
-      </w:tr>
-      <w:tr>
-        <w:trPr>
-          <w:trHeight w:val="454" w:hRule="atLeast"/>
-        </w:trPr>
-        <w:tc>
-          <w:tcPr>
-            <w:tcW w:type="dxa" w:w="2258"/>
-            <w:shd w:fill="F1F3F6"/>
-          </w:tcPr>
-          <w:p>
-            <w:pPr>
-              <w:bidi/>
-              <w:jc w:val="left"/>
-            </w:pPr>
-            <w:r>
-              <w:rPr>
-                <w:b w:val="false"/>
-                <w:bCs w:val="false"/>
-                <w:i/>
-                <w:iCs/>
-                <w:color w:val="55606E"/>
-                <w:rtl/>
-              </w:rPr>
-              <w:t xml:space="preserve">דוגמה: מרחב נדרש לכיסא מאחורי השולחן</w:t>
-            </w:r>
-          </w:p>
-        </w:tc>
-        <w:tc>
-          <w:tcPr>
-            <w:tcW w:type="dxa" w:w="2256"/>
-            <w:shd w:fill="F1F3F6"/>
-          </w:tcPr>
-          <w:p>
-            <w:pPr>
-              <w:bidi/>
-              <w:jc w:val="left"/>
-            </w:pPr>
-            <w:r>
-              <w:rPr>
-                <w:b w:val="false"/>
-                <w:bCs w:val="false"/>
-                <w:i/>
-                <w:iCs/>
-                <w:color w:val="55606E"/>
-                <w:rtl/>
-              </w:rPr>
-              <w:t xml:space="preserve">90 ס"מ</w:t>
-            </w:r>
-          </w:p>
-        </w:tc>
-        <w:tc>
-          <w:tcPr>
-            <w:tcW w:type="dxa" w:w="2256"/>
-            <w:shd w:fill="F1F3F6"/>
-          </w:tcPr>
-          <w:p>
-            <w:pPr>
-              <w:bidi/>
-              <w:jc w:val="left"/>
-            </w:pPr>
-            <w:r>
-              <w:rPr>
-                <w:b w:val="false"/>
-                <w:bCs w:val="false"/>
-                <w:i/>
-                <w:iCs/>
-                <w:color w:val="55606E"/>
-                <w:rtl/>
-              </w:rPr>
-              <w:t xml:space="preserve">הנחה</w:t>
-            </w:r>
-          </w:p>
-        </w:tc>
-        <w:tc>
-          <w:tcPr>
-            <w:tcW w:type="dxa" w:w="2256"/>
-            <w:shd w:fill="F1F3F6"/>
-          </w:tcPr>
-          <w:p>
-            <w:pPr>
-              <w:bidi/>
-              <w:jc w:val="left"/>
-            </w:pPr>
-            <w:r>
-              <w:rPr>
-                <w:b w:val="false"/>
-                <w:bCs w:val="false"/>
-                <w:i/>
-                <w:iCs/>
-                <w:color w:val="55606E"/>
-                <w:rtl/>
-              </w:rPr>
-              <w:t xml:space="preserve">לקוח ממדריך רהיטים, עוד לא נבדק מול הכיסא שלנו בפועל</w:t>
-            </w:r>
-          </w:p>
-        </w:tc>
-      </w:tr>
-      <w:tr>
-        <w:trPr>
-          <w:trHeight w:val="454" w:hRule="atLeast"/>
-        </w:trPr>
-        <w:tc>
-          <w:tcPr>
-            <w:tcW w:type="dxa" w:w="2258"/>
-            <w:shd w:fill="FFFFFF"/>
-          </w:tcPr>
-          <w:p>
-            <w:pPr>
-              <w:bidi/>
-              <w:jc w:val="left"/>
-            </w:pPr>
-            <w:r>
-              <w:rPr>
-                <w:b w:val="false"/>
-                <w:bCs w:val="false"/>
-                <w:i w:val="false"/>
-                <w:iCs w:val="false"/>
-                <w:color w:val="17242D"/>
-                <w:rtl/>
-              </w:rPr>
-              <w:t xml:space="preserve"/>
-            </w:r>
-          </w:p>
-        </w:tc>
-        <w:tc>
-          <w:tcPr>
-            <w:tcW w:type="dxa" w:w="2256"/>
-            <w:shd w:fill="FFFFFF"/>
-          </w:tcPr>
-          <w:p>
-            <w:pPr>
-              <w:bidi/>
-              <w:jc w:val="left"/>
-            </w:pPr>
-            <w:r>
-              <w:rPr>
-                <w:b w:val="false"/>
-                <w:bCs w:val="false"/>
-                <w:i w:val="false"/>
-                <w:iCs w:val="false"/>
-                <w:color w:val="17242D"/>
-                <w:rtl/>
-              </w:rPr>
-              <w:t xml:space="preserve"/>
-            </w:r>
-          </w:p>
-        </w:tc>
-        <w:tc>
-          <w:tcPr>
-            <w:tcW w:type="dxa" w:w="2256"/>
-            <w:shd w:fill="FFFFFF"/>
-          </w:tcPr>
-          <w:p>
-            <w:pPr>
-              <w:bidi/>
-              <w:jc w:val="left"/>
-            </w:pPr>
-            <w:r>
-              <w:rPr>
-                <w:b w:val="false"/>
-                <w:bCs w:val="false"/>
-                <w:i w:val="false"/>
-                <w:iCs w:val="false"/>
-                <w:color w:val="17242D"/>
-                <w:rtl/>
-              </w:rPr>
-              <w:t xml:space="preserve"/>
-            </w:r>
-          </w:p>
-        </w:tc>
-        <w:tc>
-          <w:tcPr>
-            <w:tcW w:type="dxa" w:w="2256"/>
-            <w:shd w:fill="FFFFFF"/>
-          </w:tcPr>
-          <w:p>
-            <w:pPr>
-              <w:bidi/>
-              <w:jc w:val="left"/>
-            </w:pPr>
-            <w:r>
-              <w:rPr>
-                <w:b w:val="false"/>
-                <w:bCs w:val="false"/>
-                <w:i w:val="false"/>
-                <w:iCs w:val="false"/>
-                <w:color w:val="17242D"/>
-                <w:rtl/>
-              </w:rPr>
-              <w:t xml:space="preserve"/>
+              <w:t xml:space="preserve">79 ש"ח והחזרה — אבל רק אם הייתי קונה לפי התמונה</w:t>
             </w:r>
           </w:p>
         </w:tc>
@@ -18262,7 +18083,7 @@
           <w:color w:val="4E356F"/>
           <w:rtl/>
         </w:rPr>
-        <w:t xml:space="preserve">2. ה-AI בונה — ומה הוא המציא</w:t>
+        <w:t xml:space="preserve">2. „זה נכנס?” — השאלה שהתמונה לא עונה</w:t>
       </w:r>
     </w:p>
     <w:p>
@@ -18277,7 +18098,7 @@
           <w:color w:val="17242D"/>
           <w:rtl/>
         </w:rPr>
-        <w:t xml:space="preserve">תנו לכלי את המידות ואת מה שהחפץ צריך לעשות. אחרי שהמודל מוכן, שאלו אותו במפורש: „אילו מידות השתמשת בהן שלא נתתי לך?” הרשימה שתחזור היא הלב של השלב הזה.</w:t>
+        <w:t xml:space="preserve">תמונה מרכיבה לפי מראה, לא לפי מידות. את זה שואלים בנפרד, בטקסט, ומבקשים מספר.</w:t>
       </w:r>
     </w:p>
     <w:tbl>
@@ -18320,7 +18141,7 @@
                 <w:color w:val="FFFFFF"/>
                 <w:rtl/>
               </w:rPr>
-              <w:t xml:space="preserve">באיזה מסלול עבדתי</w:t>
+              <w:t xml:space="preserve">מה רציתי להכניס</w:t>
             </w:r>
           </w:p>
         </w:tc>
@@ -18343,7 +18164,7 @@
                 <w:color w:val="FFFFFF"/>
                 <w:rtl/>
               </w:rPr>
-              <w:t xml:space="preserve">מה ביקשתי שייבנה</w:t>
+              <w:t xml:space="preserve">המידה שלו</w:t>
             </w:r>
           </w:p>
         </w:tc>
@@ -18366,7 +18187,7 @@
                 <w:color w:val="FFFFFF"/>
                 <w:rtl/>
               </w:rPr>
-              <w:t xml:space="preserve">מה קיבלתי</w:t>
+              <w:t xml:space="preserve">המידה של המקום</w:t>
             </w:r>
           </w:p>
         </w:tc>
@@ -18389,7 +18210,7 @@
                 <w:color w:val="FFFFFF"/>
                 <w:rtl/>
               </w:rPr>
-              <w:t xml:space="preserve">מידות שהוא המציא ולא נתתי לו</w:t>
+              <w:t xml:space="preserve">נשאר / לא נכנס</w:t>
             </w:r>
           </w:p>
         </w:tc>
@@ -18417,7 +18238,7 @@
                 <w:color w:val="55606E"/>
                 <w:rtl/>
               </w:rPr>
-              <w:t xml:space="preserve">דוגמה: מסלול 1, OpenSCAD + צ׳אט</w:t>
+              <w:t xml:space="preserve">דוגמה: ספה תלת־מושבית</w:t>
             </w:r>
           </w:p>
         </w:tc>
@@ -18440,7 +18261,7 @@
                 <w:color w:val="55606E"/>
                 <w:rtl/>
               </w:rPr>
-              <w:t xml:space="preserve">מארגן למגירה של 360 על 420 מ"מ, עם תאים לכבלים</w:t>
+              <w:t xml:space="preserve">2.4 מ' רוחב</w:t>
             </w:r>
           </w:p>
         </w:tc>
@@ -18463,7 +18284,7 @@
                 <w:color w:val="55606E"/>
                 <w:rtl/>
               </w:rPr>
-              <w:t xml:space="preserve">קוד שרץ ומייצר מגש עם 5 תאים</w:t>
+              <w:t xml:space="preserve">קיר 3.2 מ', ודלת 80 ס"מ בקצה</w:t>
             </w:r>
           </w:p>
         </w:tc>
@@ -18486,7 +18307,7 @@
                 <w:color w:val="55606E"/>
                 <w:rtl/>
               </w:rPr>
-              <w:t xml:space="preserve">עובי דופן 2.4 מ"מ, מרווח 1 מ"מ מכל צד, וגובה תא של 60 מ"מ — אף אחד מהם לא נמדד</w:t>
+              <w:t xml:space="preserve">נשאר 0 ס"מ אחרי הדלת — לא נכנס, והתמונה הראתה שזה מושלם</w:t>
             </w:r>
           </w:p>
         </w:tc>
@@ -18701,7 +18522,7 @@
           <w:color w:val="4E356F"/>
           <w:rtl/>
         </w:rPr>
-        <w:t xml:space="preserve">3. משנים פרמטר אחד — קודם חוזים</w:t>
+        <w:t xml:space="preserve">3. לכל מידה יש מקור</w:t>
       </w:r>
     </w:p>
     <w:p>
@@ -18716,7 +18537,7 @@
           <w:color w:val="17242D"/>
           <w:rtl/>
         </w:rPr>
-        <w:t xml:space="preserve">בחרו מספר אחד, כתבו מה אמור לקרות, ורק אז שנו. אם התחזית לא התאימה, לא הבנתם את המודל — וזה בדיוק מה שכדאי לגלות עכשיו.</w:t>
+        <w:t xml:space="preserve">הארון והשולחן. נמדד ומומצא נראים אותו דבר בקובץ, ועולים לביד שלם הבדל.</w:t>
       </w:r>
     </w:p>
     <w:tbl>
@@ -18759,7 +18580,7 @@
                 <w:color w:val="FFFFFF"/>
                 <w:rtl/>
               </w:rPr>
-              <w:t xml:space="preserve">הפרמטר ששיניתי</w:t>
+              <w:t xml:space="preserve">הפרמטר או המדידה</w:t>
             </w:r>
           </w:p>
         </w:tc>
@@ -18782,7 +18603,7 @@
                 <w:color w:val="FFFFFF"/>
                 <w:rtl/>
               </w:rPr>
-              <w:t xml:space="preserve">מ־ ל־</w:t>
+              <w:t xml:space="preserve">ערך</w:t>
             </w:r>
           </w:p>
         </w:tc>
@@ -18805,7 +18626,7 @@
                 <w:color w:val="FFFFFF"/>
                 <w:rtl/>
               </w:rPr>
-              <w:t xml:space="preserve">מה חזיתי שיקרה</w:t>
+              <w:t xml:space="preserve">נמדד / מפרט / הנחה / חושב</w:t>
             </w:r>
           </w:p>
         </w:tc>
@@ -18828,7 +18649,7 @@
                 <w:color w:val="FFFFFF"/>
                 <w:rtl/>
               </w:rPr>
-              <w:t xml:space="preserve">מה קרה בפועל</w:t>
+              <w:t xml:space="preserve">מקור / הערה</w:t>
             </w:r>
           </w:p>
         </w:tc>
@@ -18856,7 +18677,7 @@
                 <w:color w:val="55606E"/>
                 <w:rtl/>
               </w:rPr>
-              <w:t xml:space="preserve">דוגמה: מספר התאים</w:t>
+              <w:t xml:space="preserve">דוגמה: רוחב הקיר הפנוי לשולחן</w:t>
             </w:r>
           </w:p>
         </w:tc>
@@ -18879,7 +18700,7 @@
                 <w:color w:val="55606E"/>
                 <w:rtl/>
               </w:rPr>
-              <w:t xml:space="preserve">מ-5 ל-7</w:t>
+              <w:t xml:space="preserve">218 ס"מ</w:t>
             </w:r>
           </w:p>
         </w:tc>
@@ -18902,7 +18723,7 @@
                 <w:color w:val="55606E"/>
                 <w:rtl/>
               </w:rPr>
-              <w:t xml:space="preserve">כל תא יהיה צר יותר, בערך 48 מ"מ במקום 69</w:t>
+              <w:t xml:space="preserve">נמדד</w:t>
             </w:r>
           </w:p>
         </w:tc>
@@ -18925,7 +18746,104 @@
                 <w:color w:val="55606E"/>
                 <w:rtl/>
               </w:rPr>
-              <w:t xml:space="preserve">בדיוק כך — 48.4 מ"מ. אבל הדפנות נשארו באותו עובי, אז איבדתי יותר מקום ממה שחשבתי</w:t>
+              <w:t xml:space="preserve">סרט מדידה, 3 במאי, נמדד פעמיים: בגובה הרצפה ובגובה השולחן</w:t>
+            </w:r>
+          </w:p>
+        </w:tc>
+      </w:tr>
+      <w:tr>
+        <w:trPr>
+          <w:trHeight w:val="454" w:hRule="atLeast"/>
+        </w:trPr>
+        <w:tc>
+          <w:tcPr>
+            <w:tcW w:type="dxa" w:w="2258"/>
+            <w:shd w:fill="F1F3F6"/>
+          </w:tcPr>
+          <w:p>
+            <w:pPr>
+              <w:bidi/>
+              <w:jc w:val="left"/>
+            </w:pPr>
+            <w:r>
+              <w:rPr>
+                <w:b w:val="false"/>
+                <w:bCs w:val="false"/>
+                <w:i/>
+                <w:iCs/>
+                <w:color w:val="55606E"/>
+                <w:rtl/>
+              </w:rPr>
+              <w:t xml:space="preserve">דוגמה: מרחב נדרש לכיסא מאחורי השולחן</w:t>
+            </w:r>
+          </w:p>
+        </w:tc>
+        <w:tc>
+          <w:tcPr>
+            <w:tcW w:type="dxa" w:w="2256"/>
+            <w:shd w:fill="F1F3F6"/>
+          </w:tcPr>
+          <w:p>
+            <w:pPr>
+              <w:bidi/>
+              <w:jc w:val="left"/>
+            </w:pPr>
+            <w:r>
+              <w:rPr>
+                <w:b w:val="false"/>
+                <w:bCs w:val="false"/>
+                <w:i/>
+                <w:iCs/>
+                <w:color w:val="55606E"/>
+                <w:rtl/>
+              </w:rPr>
+              <w:t xml:space="preserve">90 ס"מ</w:t>
+            </w:r>
+          </w:p>
+        </w:tc>
+        <w:tc>
+          <w:tcPr>
+            <w:tcW w:type="dxa" w:w="2256"/>
+            <w:shd w:fill="F1F3F6"/>
+          </w:tcPr>
+          <w:p>
+            <w:pPr>
+              <w:bidi/>
+              <w:jc w:val="left"/>
+            </w:pPr>
+            <w:r>
+              <w:rPr>
+                <w:b w:val="false"/>
+                <w:bCs w:val="false"/>
+                <w:i/>
+                <w:iCs/>
+                <w:color w:val="55606E"/>
+                <w:rtl/>
+              </w:rPr>
+              <w:t xml:space="preserve">הנחה</w:t>
+            </w:r>
+          </w:p>
+        </w:tc>
+        <w:tc>
+          <w:tcPr>
+            <w:tcW w:type="dxa" w:w="2256"/>
+            <w:shd w:fill="F1F3F6"/>
+          </w:tcPr>
+          <w:p>
+            <w:pPr>
+              <w:bidi/>
+              <w:jc w:val="left"/>
+            </w:pPr>
+            <w:r>
+              <w:rPr>
+                <w:b w:val="false"/>
+                <w:bCs w:val="false"/>
+                <w:i/>
+                <w:iCs/>
+                <w:color w:val="55606E"/>
+                <w:rtl/>
+              </w:rPr>
+              <w:t xml:space="preserve">לקוח ממדריך רהיטים, עוד לא נבדק מול הכיסא שלנו בפועל</w:t>
             </w:r>
           </w:p>
         </w:tc>
@@ -19140,7 +19058,7 @@
           <w:color w:val="4E356F"/>
           <w:rtl/>
         </w:rPr>
-        <w:t xml:space="preserve">4. בדיקה פיזית — לפני שמדפיסים</w:t>
+        <w:t xml:space="preserve">4. משנים פרמטר אחד — קודם חוזים</w:t>
       </w:r>
     </w:p>
     <w:p>
@@ -19155,7 +19073,7 @@
           <w:color w:val="17242D"/>
           <w:rtl/>
         </w:rPr>
-        <w:t xml:space="preserve">גוזרים קרטון לפי מידות המודל, מניחים במקום, ומנסים להשתמש כרגיל. זו הבדיקה הזולה ביותר, והיא זו שתמנע הדפסה של שלוש שעות לפח.</w:t>
+        <w:t xml:space="preserve">„תעשה אותו חזק יותר” היא תחושה. „חתך רגל 8 על 8” היא מידה. כתבו מה אמור לקרות, ורק אז שנו.</w:t>
       </w:r>
     </w:p>
     <w:tbl>
@@ -19198,7 +19116,7 @@
                 <w:color w:val="FFFFFF"/>
                 <w:rtl/>
               </w:rPr>
-              <w:t xml:space="preserve">מה בדקתי</w:t>
+              <w:t xml:space="preserve">הפרמטר ששיניתי</w:t>
             </w:r>
           </w:p>
         </w:tc>
@@ -19221,7 +19139,7 @@
                 <w:color w:val="FFFFFF"/>
                 <w:rtl/>
               </w:rPr>
-              <w:t xml:space="preserve">איך בדקתי</w:t>
+              <w:t xml:space="preserve">מ־ ל־</w:t>
             </w:r>
           </w:p>
         </w:tc>
@@ -19244,7 +19162,7 @@
                 <w:color w:val="FFFFFF"/>
                 <w:rtl/>
               </w:rPr>
-              <w:t xml:space="preserve">מה גיליתי</w:t>
+              <w:t xml:space="preserve">מה חזיתי שיקרה</w:t>
             </w:r>
           </w:p>
         </w:tc>
@@ -19267,7 +19185,7 @@
                 <w:color w:val="FFFFFF"/>
                 <w:rtl/>
               </w:rPr>
-              <w:t xml:space="preserve">מה שיניתי במודל</w:t>
+              <w:t xml:space="preserve">מה קרה בפועל, ומה עוד השתנה</w:t>
             </w:r>
           </w:p>
         </w:tc>
@@ -19295,7 +19213,7 @@
                 <w:color w:val="55606E"/>
                 <w:rtl/>
               </w:rPr>
-              <w:t xml:space="preserve">דוגמה: שהמארגן נכנס והמגירה נסגרת</w:t>
+              <w:t xml:space="preserve">דוגמה: אורך השולחן</w:t>
             </w:r>
           </w:p>
         </w:tc>
@@ -19318,7 +19236,7 @@
                 <w:color w:val="55606E"/>
                 <w:rtl/>
               </w:rPr>
-              <w:t xml:space="preserve">גזרתי קרטון 358 על 418 מ"מ והנחתי במגירה</w:t>
+              <w:t xml:space="preserve">מ-160 ל-200 ס"מ</w:t>
             </w:r>
           </w:p>
         </w:tc>
@@ -19341,7 +19259,7 @@
                 <w:color w:val="55606E"/>
                 <w:rtl/>
               </w:rPr>
-              <w:t xml:space="preserve">נכנס, אבל המגירה נפתחת רק ב-80% ולא הגעתי לתא האחורי</w:t>
+              <w:t xml:space="preserve">יהיה מקום לעוד שני סועדים</w:t>
             </w:r>
           </w:p>
         </w:tc>
@@ -19364,7 +19282,446 @@
                 <w:color w:val="55606E"/>
                 <w:rtl/>
               </w:rPr>
-              <w:t xml:space="preserve">קיצרתי את העומק ל-330 מ"מ והוספתי חריץ לאצבע</w:t>
+              <w:t xml:space="preserve">נכון — אבל המרחק בין הרגליים גדל ל-170 ס"מ והפלטה מתחילה לשקוע באמצע</w:t>
+            </w:r>
+          </w:p>
+        </w:tc>
+      </w:tr>
+      <w:tr>
+        <w:trPr>
+          <w:trHeight w:val="454" w:hRule="atLeast"/>
+        </w:trPr>
+        <w:tc>
+          <w:tcPr>
+            <w:tcW w:type="dxa" w:w="2258"/>
+            <w:shd w:fill="FFFFFF"/>
+          </w:tcPr>
+          <w:p>
+            <w:pPr>
+              <w:bidi/>
+              <w:jc w:val="left"/>
+            </w:pPr>
+            <w:r>
+              <w:rPr>
+                <w:b w:val="false"/>
+                <w:bCs w:val="false"/>
+                <w:i w:val="false"/>
+                <w:iCs w:val="false"/>
+                <w:color w:val="17242D"/>
+                <w:rtl/>
+              </w:rPr>
+              <w:t xml:space="preserve"/>
+            </w:r>
+          </w:p>
+        </w:tc>
+        <w:tc>
+          <w:tcPr>
+            <w:tcW w:type="dxa" w:w="2256"/>
+            <w:shd w:fill="FFFFFF"/>
+          </w:tcPr>
+          <w:p>
+            <w:pPr>
+              <w:bidi/>
+              <w:jc w:val="left"/>
+            </w:pPr>
+            <w:r>
+              <w:rPr>
+                <w:b w:val="false"/>
+                <w:bCs w:val="false"/>
+                <w:i w:val="false"/>
+                <w:iCs w:val="false"/>
+                <w:color w:val="17242D"/>
+                <w:rtl/>
+              </w:rPr>
+              <w:t xml:space="preserve"/>
+            </w:r>
+          </w:p>
+        </w:tc>
+        <w:tc>
+          <w:tcPr>
+            <w:tcW w:type="dxa" w:w="2256"/>
+            <w:shd w:fill="FFFFFF"/>
+          </w:tcPr>
+          <w:p>
+            <w:pPr>
+              <w:bidi/>
+              <w:jc w:val="left"/>
+            </w:pPr>
+            <w:r>
+              <w:rPr>
+                <w:b w:val="false"/>
+                <w:bCs w:val="false"/>
+                <w:i w:val="false"/>
+                <w:iCs w:val="false"/>
+                <w:color w:val="17242D"/>
+                <w:rtl/>
+              </w:rPr>
+              <w:t xml:space="preserve"/>
+            </w:r>
+          </w:p>
+        </w:tc>
+        <w:tc>
+          <w:tcPr>
+            <w:tcW w:type="dxa" w:w="2256"/>
+            <w:shd w:fill="FFFFFF"/>
+          </w:tcPr>
+          <w:p>
+            <w:pPr>
+              <w:bidi/>
+              <w:jc w:val="left"/>
+            </w:pPr>
+            <w:r>
+              <w:rPr>
+                <w:b w:val="false"/>
+                <w:bCs w:val="false"/>
+                <w:i w:val="false"/>
+                <w:iCs w:val="false"/>
+                <w:color w:val="17242D"/>
+                <w:rtl/>
+              </w:rPr>
+              <w:t xml:space="preserve"/>
+            </w:r>
+          </w:p>
+        </w:tc>
+      </w:tr>
+      <w:tr>
+        <w:trPr>
+          <w:trHeight w:val="454" w:hRule="atLeast"/>
+        </w:trPr>
+        <w:tc>
+          <w:tcPr>
+            <w:tcW w:type="dxa" w:w="2258"/>
+            <w:shd w:fill="FFFFFF"/>
+          </w:tcPr>
+          <w:p>
+            <w:pPr>
+              <w:bidi/>
+              <w:jc w:val="left"/>
+            </w:pPr>
+            <w:r>
+              <w:rPr>
+                <w:b w:val="false"/>
+                <w:bCs w:val="false"/>
+                <w:i w:val="false"/>
+                <w:iCs w:val="false"/>
+                <w:color w:val="17242D"/>
+                <w:rtl/>
+              </w:rPr>
+              <w:t xml:space="preserve"/>
+            </w:r>
+          </w:p>
+        </w:tc>
+        <w:tc>
+          <w:tcPr>
+            <w:tcW w:type="dxa" w:w="2256"/>
+            <w:shd w:fill="FFFFFF"/>
+          </w:tcPr>
+          <w:p>
+            <w:pPr>
+              <w:bidi/>
+              <w:jc w:val="left"/>
+            </w:pPr>
+            <w:r>
+              <w:rPr>
+                <w:b w:val="false"/>
+                <w:bCs w:val="false"/>
+                <w:i w:val="false"/>
+                <w:iCs w:val="false"/>
+                <w:color w:val="17242D"/>
+                <w:rtl/>
+              </w:rPr>
+              <w:t xml:space="preserve"/>
+            </w:r>
+          </w:p>
+        </w:tc>
+        <w:tc>
+          <w:tcPr>
+            <w:tcW w:type="dxa" w:w="2256"/>
+            <w:shd w:fill="FFFFFF"/>
+          </w:tcPr>
+          <w:p>
+            <w:pPr>
+              <w:bidi/>
+              <w:jc w:val="left"/>
+            </w:pPr>
+            <w:r>
+              <w:rPr>
+                <w:b w:val="false"/>
+                <w:bCs w:val="false"/>
+                <w:i w:val="false"/>
+                <w:iCs w:val="false"/>
+                <w:color w:val="17242D"/>
+                <w:rtl/>
+              </w:rPr>
+              <w:t xml:space="preserve"/>
+            </w:r>
+          </w:p>
+        </w:tc>
+        <w:tc>
+          <w:tcPr>
+            <w:tcW w:type="dxa" w:w="2256"/>
+            <w:shd w:fill="FFFFFF"/>
+          </w:tcPr>
+          <w:p>
+            <w:pPr>
+              <w:bidi/>
+              <w:jc w:val="left"/>
+            </w:pPr>
+            <w:r>
+              <w:rPr>
+                <w:b w:val="false"/>
+                <w:bCs w:val="false"/>
+                <w:i w:val="false"/>
+                <w:iCs w:val="false"/>
+                <w:color w:val="17242D"/>
+                <w:rtl/>
+              </w:rPr>
+              <w:t xml:space="preserve"/>
+            </w:r>
+          </w:p>
+        </w:tc>
+      </w:tr>
+    </w:tbl>
+    <w:p>
+      <w:pPr>
+        <w:pStyle w:val="Heading1"/>
+        <w:shd w:fill="F0EAFA"/>
+        <w:bidi/>
+        <w:spacing w:after="100" w:before="200"/>
+        <w:jc w:val="left"/>
+      </w:pPr>
+      <w:r>
+        <w:rPr>
+          <w:b/>
+          <w:bCs/>
+          <w:color w:val="4E356F"/>
+          <w:rtl/>
+        </w:rPr>
+        <w:t xml:space="preserve">5. מהקובץ לחפץ — הבדיקה הזולה לפני היקרה</w:t>
+      </w:r>
+    </w:p>
+    <w:p>
+      <w:pPr>
+        <w:bidi/>
+        <w:jc w:val="left"/>
+      </w:pPr>
+      <w:r>
+        <w:rPr>
+          <w:b w:val="false"/>
+          <w:bCs w:val="false"/>
+          <w:color w:val="17242D"/>
+          <w:rtl/>
+        </w:rPr>
+        <w:t xml:space="preserve">קרטון לפני עץ, ומדידה לפני הדפסה. זו הבדיקה שמונעת ארבע שעות הדפסה לפח.</w:t>
+      </w:r>
+    </w:p>
+    <w:tbl>
+      <w:tblPr>
+        <w:bidiVisual/>
+        <w:tblW w:type="dxa" w:w="9026"/>
+        <w:tblBorders>
+          <w:top w:val="single" w:color="auto" w:sz="4"/>
+          <w:left w:val="single" w:color="auto" w:sz="4"/>
+          <w:bottom w:val="single" w:color="auto" w:sz="4"/>
+          <w:right w:val="single" w:color="auto" w:sz="4"/>
+          <w:insideH w:val="single" w:color="auto" w:sz="4"/>
+          <w:insideV w:val="single" w:color="auto" w:sz="4"/>
+        </w:tblBorders>
+        <w:tblLayout w:type="fixed"/>
+      </w:tblPr>
+      <w:tblGrid>
+        <w:gridCol w:w="2258"/>
+        <w:gridCol w:w="2256"/>
+        <w:gridCol w:w="2256"/>
+        <w:gridCol w:w="2256"/>
+      </w:tblGrid>
+      <w:tr>
+        <w:tc>
+          <w:tcPr>
+            <w:tcW w:type="dxa" w:w="2258"/>
+            <w:shd w:fill="4E356F"/>
+          </w:tcPr>
+          <w:p>
+            <w:pPr>
+              <w:bidi/>
+              <w:jc w:val="left"/>
+            </w:pPr>
+            <w:r>
+              <w:rPr>
+                <w:b/>
+                <w:bCs/>
+                <w:i w:val="false"/>
+                <w:iCs w:val="false"/>
+                <w:color w:val="FFFFFF"/>
+                <w:rtl/>
+              </w:rPr>
+              <w:t xml:space="preserve">מה בדקתי</w:t>
+            </w:r>
+          </w:p>
+        </w:tc>
+        <w:tc>
+          <w:tcPr>
+            <w:tcW w:type="dxa" w:w="2256"/>
+            <w:shd w:fill="4E356F"/>
+          </w:tcPr>
+          <w:p>
+            <w:pPr>
+              <w:bidi/>
+              <w:jc w:val="left"/>
+            </w:pPr>
+            <w:r>
+              <w:rPr>
+                <w:b/>
+                <w:bCs/>
+                <w:i w:val="false"/>
+                <w:iCs w:val="false"/>
+                <w:color w:val="FFFFFF"/>
+                <w:rtl/>
+              </w:rPr>
+              <w:t xml:space="preserve">איך בדקתי</w:t>
+            </w:r>
+          </w:p>
+        </w:tc>
+        <w:tc>
+          <w:tcPr>
+            <w:tcW w:type="dxa" w:w="2256"/>
+            <w:shd w:fill="4E356F"/>
+          </w:tcPr>
+          <w:p>
+            <w:pPr>
+              <w:bidi/>
+              <w:jc w:val="left"/>
+            </w:pPr>
+            <w:r>
+              <w:rPr>
+                <w:b/>
+                <w:bCs/>
+                <w:i w:val="false"/>
+                <w:iCs w:val="false"/>
+                <w:color w:val="FFFFFF"/>
+                <w:rtl/>
+              </w:rPr>
+              <w:t xml:space="preserve">מה גיליתי</w:t>
+            </w:r>
+          </w:p>
+        </w:tc>
+        <w:tc>
+          <w:tcPr>
+            <w:tcW w:type="dxa" w:w="2256"/>
+            <w:shd w:fill="4E356F"/>
+          </w:tcPr>
+          <w:p>
+            <w:pPr>
+              <w:bidi/>
+              <w:jc w:val="left"/>
+            </w:pPr>
+            <w:r>
+              <w:rPr>
+                <w:b/>
+                <w:bCs/>
+                <w:i w:val="false"/>
+                <w:iCs w:val="false"/>
+                <w:color w:val="FFFFFF"/>
+                <w:rtl/>
+              </w:rPr>
+              <w:t xml:space="preserve">מה שיניתי במודל</w:t>
+            </w:r>
+          </w:p>
+        </w:tc>
+      </w:tr>
+      <w:tr>
+        <w:trPr>
+          <w:trHeight w:val="454" w:hRule="atLeast"/>
+        </w:trPr>
+        <w:tc>
+          <w:tcPr>
+            <w:tcW w:type="dxa" w:w="2258"/>
+            <w:shd w:fill="F1F3F6"/>
+          </w:tcPr>
+          <w:p>
+            <w:pPr>
+              <w:bidi/>
+              <w:jc w:val="left"/>
+            </w:pPr>
+            <w:r>
+              <w:rPr>
+                <w:b w:val="false"/>
+                <w:bCs w:val="false"/>
+                <w:i/>
+                <w:iCs/>
+                <w:color w:val="55606E"/>
+                <w:rtl/>
+              </w:rPr>
+              <w:t xml:space="preserve">דוגמה: שהתפס נכנס על המוט</w:t>
+            </w:r>
+          </w:p>
+        </w:tc>
+        <w:tc>
+          <w:tcPr>
+            <w:tcW w:type="dxa" w:w="2256"/>
+            <w:shd w:fill="F1F3F6"/>
+          </w:tcPr>
+          <w:p>
+            <w:pPr>
+              <w:bidi/>
+              <w:jc w:val="left"/>
+            </w:pPr>
+            <w:r>
+              <w:rPr>
+                <w:b w:val="false"/>
+                <w:bCs w:val="false"/>
+                <w:i/>
+                <w:iCs/>
+                <w:color w:val="55606E"/>
+                <w:rtl/>
+              </w:rPr>
+              <w:t xml:space="preserve">הדפסתי רק את החלק עם החור, 20 דקות במקום 4 שעות</w:t>
+            </w:r>
+          </w:p>
+        </w:tc>
+        <w:tc>
+          <w:tcPr>
+            <w:tcW w:type="dxa" w:w="2256"/>
+            <w:shd w:fill="F1F3F6"/>
+          </w:tcPr>
+          <w:p>
+            <w:pPr>
+              <w:bidi/>
+              <w:jc w:val="left"/>
+            </w:pPr>
+            <w:r>
+              <w:rPr>
+                <w:b w:val="false"/>
+                <w:bCs w:val="false"/>
+                <w:i/>
+                <w:iCs/>
+                <w:color w:val="55606E"/>
+                <w:rtl/>
+              </w:rPr>
+              <w:t xml:space="preserve">חור של „בדיוק 10 מ"מ” לא נכנס על מוט של 10 מ"מ בכלל</w:t>
+            </w:r>
+          </w:p>
+        </w:tc>
+        <w:tc>
+          <w:tcPr>
+            <w:tcW w:type="dxa" w:w="2256"/>
+            <w:shd w:fill="F1F3F6"/>
+          </w:tcPr>
+          <w:p>
+            <w:pPr>
+              <w:bidi/>
+              <w:jc w:val="left"/>
+            </w:pPr>
+            <w:r>
+              <w:rPr>
+                <w:b w:val="false"/>
+                <w:bCs w:val="false"/>
+                <w:i/>
+                <w:iCs/>
+                <w:color w:val="55606E"/>
+                <w:rtl/>
+              </w:rPr>
+              <w:t xml:space="preserve">הגדלתי ל-10.4 מ"מ, והפעם נכנס</w:t>
             </w:r>
           </w:p>
         </w:tc>
@@ -19612,7 +19969,7 @@
           <w:color w:val="17242D"/>
           <w:rtl/>
         </w:rPr>
-        <w:t xml:space="preserve">להגיע למודל תלת־ממדי אחד של משהו שאתם באמת רוצים, שכל מידה בו נגזרת ממשהו שמדדתם, ושכבר עמד במבחן של קרטון.</w:t>
+        <w:t xml:space="preserve">לדעת כמה בדיקה מגיעה לכל הבטחה. על הדמיה של כובע — כלום. על משהו שייחתך מעץ או יודפס — מספר אחד לפחות, עם מקור, לפני שמתחילים.</w:t>
       </w:r>
     </w:p>
     <w:p>
@@ -19645,7 +20002,7 @@
           <w:color w:val="17242D"/>
           <w:rtl/>
         </w:rPr>
-        <w:t xml:space="preserve">1. מדדו חפץ או פינה אמיתיים, וסמנו לכל מספר מאיפה הוא (לדוגמה: מגירה, מדף, פינת כבלים, מדף בארון).</w:t>
+        <w:t xml:space="preserve">1. בחרו דבר אחד שאתם רוצים שיהיה קיים — חפץ, פינה בבית, רהיט — והריצו עליו את ההדמיה שהכי מתאימה לו.</w:t>
       </w:r>
     </w:p>
     <w:p>
@@ -19660,7 +20017,7 @@
           <w:color w:val="17242D"/>
           <w:rtl/>
         </w:rPr>
-        <w:t xml:space="preserve">2. תנו ל-AI לבנות מודל מהמידות שלכם — בכל מסלול שהתקנתם — ואז שאלו אותו אילו מידות הוא המציא.</w:t>
+        <w:t xml:space="preserve">2. שאלו בנפרד את שאלת המספר: מה המידה שלו, מה המידה של המקום, ומה נשאר.</w:t>
       </w:r>
     </w:p>
     <w:p>
@@ -19675,7 +20032,7 @@
           <w:color w:val="17242D"/>
           <w:rtl/>
         </w:rPr>
-        <w:t xml:space="preserve">3. שנו פרמטר אחד אחרי שחזיתם מה יקרה, ובדקו את התוצאה בקרטון.</w:t>
+        <w:t xml:space="preserve">3. מי שמגיע עד מודל — שנו פרמטר אחד אחרי שחזיתם מה יקרה, ובדקו בקרטון או בהדפסה קטנה לפני הגדולה.</w:t>
       </w:r>
     </w:p>
     <w:p>
@@ -19816,7 +20173,7 @@
                 <w:color w:val="17242D"/>
                 <w:rtl/>
               </w:rPr>
-              <w:t xml:space="preserve">מדדו משהו אמיתי, קבלו מודל מה-AI, וכתבו אילו מידות הוא המציא ולא נתתם לו.</w:t>
+              <w:t xml:space="preserve">הריצו הדמיה אחת — פנים או חדר — וכתבו מה הכלי שינה בלי לומר לכם.</w:t>
             </w:r>
           </w:p>
         </w:tc>
@@ -19864,7 +20221,7 @@
                 <w:color w:val="17242D"/>
                 <w:rtl/>
               </w:rPr>
-              <w:t xml:space="preserve">שנו פרמטר אחד אחרי שכתבתם תחזית, ובדקו אם המודל התנהג כמו שציפיתם (לדוגמה: הגדלתי את מספר התאים וגיליתי שהדפנות אוכלות יותר מקום ממה שחשבתי).</w:t>
+              <w:t xml:space="preserve">שאלו „זה נכנס?” בנפרד מהתמונה וקבלו מספר, או שנו פרמטר אחד אחרי שכתבתם תחזית (לדוגמה: הארכתי את השולחן וגיליתי שהמרחק בין הרגליים גדל איתו).</w:t>
             </w:r>
           </w:p>
         </w:tc>
@@ -19912,7 +20269,7 @@
                 <w:color w:val="17242D"/>
                 <w:rtl/>
               </w:rPr>
-              <w:t xml:space="preserve">גזרו קרטון לפי מידות המודל, בדקו במקום האמיתי, ותקנו את המודל לפי מה שגיליתם — ותעדו מה היה קורה אילו הדפסתם בלי לבדוק.</w:t>
+              <w:t xml:space="preserve">הגיעו עד חפץ: קרטון לפי מידות המודל, או הדפסה של החלק הקטן בלבד — ותעדו מה היה קורה אילו בניתם בלי הבדיקה הזאת.</w:t>
             </w:r>
           </w:p>
         </w:tc>
